--- a/doc_framework.docx
+++ b/doc_framework.docx
@@ -941,12 +941,176 @@
         <w:ind w:left="607" w:hanging="607"/>
       </w:pPr>
       <w:r>
+        <w:t>Finalidade de uma Solução IoT</w:t>
+      </w:r>
+    </w:p>
+    <w:p>
+      <w:r>
+        <w:t>Interessante partir do que é necessário existir em qualquer solução IoT.</w:t>
+      </w:r>
+    </w:p>
+    <w:p>
+      <w:r>
+        <w:t>São apenas 2 funções em relação ao Nó Sen</w:t>
+      </w:r>
+      <w:r>
+        <w:t>s</w:t>
+      </w:r>
+      <w:r>
+        <w:t>or:</w:t>
+      </w:r>
+    </w:p>
+    <w:p>
+      <w:pPr>
+        <w:pStyle w:val="PargrafodaLista"/>
+        <w:numPr>
+          <w:ilvl w:val="0"/>
+          <w:numId w:val="13"/>
+        </w:numPr>
+      </w:pPr>
+      <w:r>
+        <w:t>Medir alguma grandeza através de um transdutor</w:t>
+      </w:r>
+    </w:p>
+    <w:p>
+      <w:pPr>
+        <w:pStyle w:val="PargrafodaLista"/>
+        <w:numPr>
+          <w:ilvl w:val="0"/>
+          <w:numId w:val="13"/>
+        </w:numPr>
+      </w:pPr>
+      <w:r>
+        <w:t xml:space="preserve">Atuar </w:t>
+      </w:r>
+      <w:r>
+        <w:t>para alterar algum status</w:t>
+      </w:r>
+    </w:p>
+    <w:p>
+      <w:r>
+        <w:t xml:space="preserve">Para dar um exemplo do funcionamento do Framework foi criada uma solução IoT hipotética que tem </w:t>
+      </w:r>
+      <w:r>
+        <w:t>esses</w:t>
+      </w:r>
+      <w:r>
+        <w:t xml:space="preserve"> dois propósitos:</w:t>
+      </w:r>
+    </w:p>
+    <w:p>
+      <w:pPr>
+        <w:pStyle w:val="PargrafodaLista"/>
+        <w:numPr>
+          <w:ilvl w:val="0"/>
+          <w:numId w:val="10"/>
+        </w:numPr>
+      </w:pPr>
+      <w:r>
+        <w:t>Medir alguma grandeza no local onde está o nó sensor,  por exemplo a intensidade luminosa.</w:t>
+      </w:r>
+    </w:p>
+    <w:p>
+      <w:pPr>
+        <w:pStyle w:val="PargrafodaLista"/>
+        <w:numPr>
+          <w:ilvl w:val="0"/>
+          <w:numId w:val="10"/>
+        </w:numPr>
+      </w:pPr>
+      <w:r>
+        <w:t>Fazer algum comando no nó sensor, por exemplo acionar o LED amarelo.</w:t>
+      </w:r>
+    </w:p>
+    <w:p>
+      <w:r>
+        <w:t>Em resumo, uma solução IoT coleta dados no nó sensor, para serem analisados e eventualmente gera um comando para ser executado no nó sensor.</w:t>
+      </w:r>
+    </w:p>
+    <w:p>
+      <w:r>
+        <w:t>Esse material parte desse contexto utilizando para isso a PK-LoRa como nó sensor, que mede luminosidade e disponibiliza um LED amarelo para ser comandado.</w:t>
+      </w:r>
+    </w:p>
+    <w:p>
+      <w:pPr>
+        <w:jc w:val="center"/>
+      </w:pPr>
+      <w:r>
+        <w:lastRenderedPageBreak/>
+        <w:drawing>
+          <wp:inline distT="0" distB="0" distL="0" distR="0" wp14:anchorId="0853552C" wp14:editId="7FF72BB5">
+            <wp:extent cx="4534293" cy="2918713"/>
+            <wp:effectExtent l="0" t="0" r="0" b="0"/>
+            <wp:docPr id="1092492933" name="Imagem 1"/>
+            <wp:cNvGraphicFramePr>
+              <a:graphicFrameLocks xmlns:a="http://schemas.openxmlformats.org/drawingml/2006/main" noChangeAspect="1"/>
+            </wp:cNvGraphicFramePr>
+            <a:graphic xmlns:a="http://schemas.openxmlformats.org/drawingml/2006/main">
+              <a:graphicData uri="http://schemas.openxmlformats.org/drawingml/2006/picture">
+                <pic:pic xmlns:pic="http://schemas.openxmlformats.org/drawingml/2006/picture">
+                  <pic:nvPicPr>
+                    <pic:cNvPr id="125588828" name=""/>
+                    <pic:cNvPicPr/>
+                  </pic:nvPicPr>
+                  <pic:blipFill>
+                    <a:blip r:embed="rId11"/>
+                    <a:stretch>
+                      <a:fillRect/>
+                    </a:stretch>
+                  </pic:blipFill>
+                  <pic:spPr>
+                    <a:xfrm>
+                      <a:off x="0" y="0"/>
+                      <a:ext cx="4534293" cy="2918713"/>
+                    </a:xfrm>
+                    <a:prstGeom prst="rect">
+                      <a:avLst/>
+                    </a:prstGeom>
+                  </pic:spPr>
+                </pic:pic>
+              </a:graphicData>
+            </a:graphic>
+          </wp:inline>
+        </w:drawing>
+      </w:r>
+    </w:p>
+    <w:p>
+      <w:r>
+        <w:t>Todas as questões envolvidas na medida de uma grandeza e para acionar algum processo no Nó Sensor</w:t>
+      </w:r>
+      <w:r>
+        <w:t xml:space="preserve"> serão tratadas nas seções seguintes, justificando cada ação.</w:t>
+      </w:r>
+    </w:p>
+    <w:p>
+      <w:pPr>
+        <w:pStyle w:val="Ttulo1"/>
+        <w:numPr>
+          <w:ilvl w:val="0"/>
+          <w:numId w:val="3"/>
+        </w:numPr>
+        <w:tabs>
+          <w:tab w:val="left" w:pos="705"/>
+        </w:tabs>
+        <w:ind w:left="607" w:hanging="607"/>
+      </w:pPr>
+      <w:r>
         <w:t>TpM</w:t>
       </w:r>
     </w:p>
     <w:p>
       <w:r>
-        <w:t>A TpM para projeto foi definida no artigo do Carlinho.</w:t>
+        <w:t>Para criar a solução IoT foi cria a</w:t>
+      </w:r>
+      <w:r>
+        <w:t xml:space="preserve"> TpM </w:t>
+      </w:r>
+      <w:r>
+        <w:t>como definido no artigo do Carlinho</w:t>
+      </w:r>
+      <w:r>
+        <w:t>.</w:t>
       </w:r>
     </w:p>
     <w:p>
@@ -967,7 +1131,7 @@
                     <pic:cNvPicPr/>
                   </pic:nvPicPr>
                   <pic:blipFill>
-                    <a:blip r:embed="rId11"/>
+                    <a:blip r:embed="rId12"/>
                     <a:stretch>
                       <a:fillRect/>
                     </a:stretch>
@@ -998,6 +1162,7 @@
     </w:p>
     <w:p>
       <w:r>
+        <w:lastRenderedPageBreak/>
         <w:drawing>
           <wp:inline distT="0" distB="0" distL="0" distR="0" wp14:anchorId="1A91F40E" wp14:editId="763DE91E">
             <wp:extent cx="5408930" cy="2780030"/>
@@ -1014,7 +1179,7 @@
                     <pic:cNvPicPr/>
                   </pic:nvPicPr>
                   <pic:blipFill>
-                    <a:blip r:embed="rId12"/>
+                    <a:blip r:embed="rId13"/>
                     <a:stretch>
                       <a:fillRect/>
                     </a:stretch>
@@ -1105,6 +1270,7 @@
     </w:p>
     <w:p>
       <w:r>
+        <w:lastRenderedPageBreak/>
         <w:drawing>
           <wp:inline distT="0" distB="0" distL="0" distR="0" wp14:anchorId="689CB2A0" wp14:editId="0BC3E847">
             <wp:extent cx="5408930" cy="1705610"/>
@@ -1121,7 +1287,7 @@
                     <pic:cNvPicPr/>
                   </pic:nvPicPr>
                   <pic:blipFill>
-                    <a:blip r:embed="rId13"/>
+                    <a:blip r:embed="rId14"/>
                     <a:stretch>
                       <a:fillRect/>
                     </a:stretch>
@@ -1161,7 +1327,6 @@
         <w:jc w:val="center"/>
       </w:pPr>
       <w:r>
-        <w:lastRenderedPageBreak/>
         <w:drawing>
           <wp:inline distT="0" distB="0" distL="0" distR="0" wp14:anchorId="0D27B74E" wp14:editId="188521D0">
             <wp:extent cx="4761913" cy="5048775"/>
@@ -1178,7 +1343,7 @@
                     <pic:cNvPicPr/>
                   </pic:nvPicPr>
                   <pic:blipFill>
-                    <a:blip r:embed="rId14"/>
+                    <a:blip r:embed="rId15"/>
                     <a:stretch>
                       <a:fillRect/>
                     </a:stretch>
@@ -1222,6 +1387,7 @@
         </w:numPr>
       </w:pPr>
       <w:r>
+        <w:lastRenderedPageBreak/>
         <w:t>Fase 1 – Negócio</w:t>
       </w:r>
       <w:r>
@@ -1291,16 +1457,25 @@
         <w:t>Implementação através do Framework</w:t>
       </w:r>
       <w:r>
-        <w:t xml:space="preserve"> que apresenta uma visão horizontal das partes do modelo de referência: </w:t>
-      </w:r>
-      <w:r>
-        <w:lastRenderedPageBreak/>
-        <w:t>processos locais, conectividade, borda, armazenamento, abstração e exibição.</w:t>
+        <w:t xml:space="preserve"> que apresenta uma visão horizontal das partes do modelo de referência: processos locais, conectividade, borda, armazenamento, abstração e exibição.</w:t>
       </w:r>
     </w:p>
     <w:p>
       <w:r>
         <w:t>Essa visão sistêmica tem por finalidade apresentar as partes da solução IoT indicando como será implementada.</w:t>
+      </w:r>
+    </w:p>
+    <w:p>
+      <w:r>
+        <w:t xml:space="preserve">Na definição do Framework é definido o WSN management </w:t>
+      </w:r>
+      <w:proofErr w:type="spellStart"/>
+      <w:r>
+        <w:t>protocol</w:t>
+      </w:r>
+      <w:proofErr w:type="spellEnd"/>
+      <w:r>
+        <w:t>, que é o MoT (Management over Tunnelling).</w:t>
       </w:r>
     </w:p>
     <w:p>
@@ -1335,6 +1510,7 @@
     </w:p>
     <w:p>
       <w:r>
+        <w:lastRenderedPageBreak/>
         <w:drawing>
           <wp:inline distT="0" distB="0" distL="0" distR="0" wp14:anchorId="197BA7B2" wp14:editId="01A4C333">
             <wp:extent cx="5408930" cy="2745740"/>
@@ -1351,7 +1527,7 @@
                     <pic:cNvPicPr/>
                   </pic:nvPicPr>
                   <pic:blipFill>
-                    <a:blip r:embed="rId15"/>
+                    <a:blip r:embed="rId16"/>
                     <a:stretch>
                       <a:fillRect/>
                     </a:stretch>
@@ -1455,42 +1631,34 @@
     </w:p>
     <w:p>
       <w:r>
+        <w:t>O Framework genérico, portanto, não identifica em momento algum alguma tecnologia, mostrando apensas as funções que devem ser atendidas por cada um dos níveis.</w:t>
+      </w:r>
+    </w:p>
+    <w:p>
+      <w:r>
+        <w:t xml:space="preserve">Em especial uma </w:t>
+      </w:r>
+      <w:r>
+        <w:t xml:space="preserve">definição importante nesse framework é identificar o Nível 4 – Armazenamento – como a interface entre </w:t>
+      </w:r>
+      <w:r>
+        <w:t xml:space="preserve">os níveis 3, 5 e 6. </w:t>
+      </w:r>
+    </w:p>
+    <w:p>
+      <w:r>
+        <w:t>Esse é um ponto fundamental de entender</w:t>
+      </w:r>
+      <w:r>
+        <w:t>, que não existe a ligação direta entre os níveis 3, 5 e 6, sendo essa comunicação feita através de dados armazenados</w:t>
+      </w:r>
+      <w:r>
+        <w:t>.</w:t>
+      </w:r>
+    </w:p>
+    <w:p>
+      <w:r>
         <w:lastRenderedPageBreak/>
-        <w:t xml:space="preserve">O Framework genérico, portanto, não identifica em momento </w:t>
-      </w:r>
-      <w:proofErr w:type="gramStart"/>
-      <w:r>
-        <w:t>algum alguma tecnologia</w:t>
-      </w:r>
-      <w:proofErr w:type="gramEnd"/>
-      <w:r>
-        <w:t>, mostrando apensas as funções que devem ser atendidas por cada um dos níveis.</w:t>
-      </w:r>
-    </w:p>
-    <w:p>
-      <w:r>
-        <w:t xml:space="preserve">Em especial uma </w:t>
-      </w:r>
-      <w:r>
-        <w:t xml:space="preserve">definição importante nesse framework é identificar o Nível 4 – Armazenamento – como a interface entre </w:t>
-      </w:r>
-      <w:r>
-        <w:t xml:space="preserve">os níveis 3, 5 e 6. </w:t>
-      </w:r>
-    </w:p>
-    <w:p>
-      <w:r>
-        <w:t>Esse é um ponto fundamental de entender</w:t>
-      </w:r>
-      <w:r>
-        <w:t>, que não existe a ligação direta entre os níveis 3, 5 e 6, sendo essa comunicação feita através de dados armazenados</w:t>
-      </w:r>
-      <w:r>
-        <w:t>.</w:t>
-      </w:r>
-    </w:p>
-    <w:p>
-      <w:r>
         <w:t>Outro ponto fundamental é separar as partes que operando em tempo real, chamada de OT (</w:t>
       </w:r>
       <w:proofErr w:type="spellStart"/>
@@ -1539,7 +1707,7 @@
                     <pic:cNvPicPr/>
                   </pic:nvPicPr>
                   <pic:blipFill>
-                    <a:blip r:embed="rId16"/>
+                    <a:blip r:embed="rId17"/>
                     <a:stretch>
                       <a:fillRect/>
                     </a:stretch>
@@ -1576,7 +1744,6 @@
     <w:p/>
     <w:p>
       <w:r>
-        <w:lastRenderedPageBreak/>
         <w:drawing>
           <wp:inline distT="0" distB="0" distL="0" distR="0" wp14:anchorId="4BEB1494" wp14:editId="14815D71">
             <wp:extent cx="5159187" cy="2339543"/>
@@ -1593,7 +1760,7 @@
                     <pic:cNvPicPr/>
                   </pic:nvPicPr>
                   <pic:blipFill>
-                    <a:blip r:embed="rId17"/>
+                    <a:blip r:embed="rId18"/>
                     <a:stretch>
                       <a:fillRect/>
                     </a:stretch>
@@ -1616,6 +1783,7 @@
     </w:p>
     <w:p>
       <w:r>
+        <w:lastRenderedPageBreak/>
         <w:t>A parte em tempo real tem como coração da Solução IoT o Nível 3, que estabelece as ações de coleta de dados e execução de comandos e atuação no nó sensor.</w:t>
       </w:r>
     </w:p>
@@ -1752,30 +1920,18 @@
         <w:ind w:left="607" w:hanging="607"/>
       </w:pPr>
       <w:r>
-        <w:t>F</w:t>
-      </w:r>
-      <w:r>
-        <w:t>inalidade de uma Solução IoT</w:t>
-      </w:r>
-    </w:p>
-    <w:p>
-      <w:r>
-        <w:t xml:space="preserve">Para dar um exemplo do funcionamento do Framework </w:t>
-      </w:r>
-      <w:r>
-        <w:t>foi</w:t>
-      </w:r>
-      <w:r>
-        <w:t xml:space="preserve"> criada uma </w:t>
-      </w:r>
-      <w:r>
-        <w:t xml:space="preserve">solução IoT </w:t>
-      </w:r>
-      <w:r>
-        <w:t xml:space="preserve">hipotética que </w:t>
-      </w:r>
-      <w:r>
-        <w:t>tem apenas dois propósitos:</w:t>
+        <w:t>Tempo Real</w:t>
+      </w:r>
+      <w:r>
+        <w:t xml:space="preserve"> usando MoT</w:t>
+      </w:r>
+    </w:p>
+    <w:p>
+      <w:r>
+        <w:t>Para definição do MoT é necessário identificar as funções que o Nível 3</w:t>
+      </w:r>
+      <w:r>
+        <w:t>:</w:t>
       </w:r>
     </w:p>
     <w:p>
@@ -1783,29 +1939,11 @@
         <w:pStyle w:val="PargrafodaLista"/>
         <w:numPr>
           <w:ilvl w:val="0"/>
-          <w:numId w:val="10"/>
+          <w:numId w:val="15"/>
         </w:numPr>
       </w:pPr>
       <w:r>
-        <w:lastRenderedPageBreak/>
-        <w:t>Medir alguma grandeza</w:t>
-      </w:r>
-      <w:r>
-        <w:t xml:space="preserve"> no local onde está o nó </w:t>
-      </w:r>
-      <w:proofErr w:type="gramStart"/>
-      <w:r>
-        <w:t>sensor</w:t>
-      </w:r>
-      <w:r>
-        <w:t>,  por</w:t>
-      </w:r>
-      <w:proofErr w:type="gramEnd"/>
-      <w:r>
-        <w:t xml:space="preserve"> exemplo a intensidade luminosa</w:t>
-      </w:r>
-      <w:r>
-        <w:t>.</w:t>
+        <w:t>Atuar no Nó Sensor</w:t>
       </w:r>
     </w:p>
     <w:p>
@@ -1813,36 +1951,16 @@
         <w:pStyle w:val="PargrafodaLista"/>
         <w:numPr>
           <w:ilvl w:val="0"/>
-          <w:numId w:val="10"/>
+          <w:numId w:val="15"/>
         </w:numPr>
       </w:pPr>
       <w:r>
-        <w:t xml:space="preserve">Fazer algum comando </w:t>
-      </w:r>
-      <w:r>
-        <w:t>no nó sensor, por exemplo acionar o LED amarelo</w:t>
-      </w:r>
-      <w:r>
-        <w:t>.</w:t>
-      </w:r>
-    </w:p>
-    <w:p>
-      <w:r>
-        <w:t xml:space="preserve">Em resumo, uma solução IoT coleta dados </w:t>
-      </w:r>
-      <w:r>
-        <w:t xml:space="preserve">no nó sensor, </w:t>
-      </w:r>
-      <w:r>
-        <w:t>para serem analisados e eventualmente gera um comando para ser executado no nó sensor.</w:t>
-      </w:r>
-    </w:p>
-    <w:p>
-      <w:r>
-        <w:t xml:space="preserve">Esse material parte desse contexto utilizando para isso a PK-LoRa como nó sensor, que mede luminosidade e disponibiliza um LED amarelo para ser </w:t>
-      </w:r>
-      <w:r>
-        <w:t>comandado.</w:t>
+        <w:t>Medir alguma grandeza</w:t>
+      </w:r>
+    </w:p>
+    <w:p>
+      <w:r>
+        <w:t>A seguir as partes necessárias para essas duas funções.</w:t>
       </w:r>
     </w:p>
     <w:p>
@@ -1850,11 +1968,12 @@
         <w:jc w:val="center"/>
       </w:pPr>
       <w:r>
+        <w:lastRenderedPageBreak/>
         <w:drawing>
-          <wp:inline distT="0" distB="0" distL="0" distR="0" wp14:anchorId="1DDAB5D8" wp14:editId="6A7ED364">
-            <wp:extent cx="4534293" cy="2918713"/>
-            <wp:effectExtent l="0" t="0" r="0" b="0"/>
-            <wp:docPr id="125588828" name="Imagem 1"/>
+          <wp:inline distT="0" distB="0" distL="0" distR="0" wp14:anchorId="6C012503" wp14:editId="64FB017F">
+            <wp:extent cx="4300298" cy="1770185"/>
+            <wp:effectExtent l="0" t="0" r="5080" b="1905"/>
+            <wp:docPr id="628175209" name="Imagem 1"/>
             <wp:cNvGraphicFramePr>
               <a:graphicFrameLocks xmlns:a="http://schemas.openxmlformats.org/drawingml/2006/main" noChangeAspect="1"/>
             </wp:cNvGraphicFramePr>
@@ -1862,11 +1981,11 @@
               <a:graphicData uri="http://schemas.openxmlformats.org/drawingml/2006/picture">
                 <pic:pic xmlns:pic="http://schemas.openxmlformats.org/drawingml/2006/picture">
                   <pic:nvPicPr>
-                    <pic:cNvPr id="125588828" name=""/>
+                    <pic:cNvPr id="628175209" name=""/>
                     <pic:cNvPicPr/>
                   </pic:nvPicPr>
                   <pic:blipFill>
-                    <a:blip r:embed="rId18"/>
+                    <a:blip r:embed="rId19"/>
                     <a:stretch>
                       <a:fillRect/>
                     </a:stretch>
@@ -1874,7 +1993,7 @@
                   <pic:spPr>
                     <a:xfrm>
                       <a:off x="0" y="0"/>
-                      <a:ext cx="4534293" cy="2918713"/>
+                      <a:ext cx="4307923" cy="1773324"/>
                     </a:xfrm>
                     <a:prstGeom prst="rect">
                       <a:avLst/>
@@ -1888,6 +2007,181 @@
       </w:r>
     </w:p>
     <w:p>
+      <w:r>
+        <w:t xml:space="preserve">Para demonstração </w:t>
+      </w:r>
+      <w:r>
+        <w:t xml:space="preserve">e simplicidade </w:t>
+      </w:r>
+      <w:r>
+        <w:t>é utilizado um Python implementando o Nível 3</w:t>
+      </w:r>
+      <w:r>
+        <w:t>.</w:t>
+      </w:r>
+    </w:p>
+    <w:p>
+      <w:r>
+        <w:t>Nível 4 serão dois arquivos TXT</w:t>
+      </w:r>
+    </w:p>
+    <w:p>
+      <w:pPr>
+        <w:pStyle w:val="PargrafodaLista"/>
+        <w:numPr>
+          <w:ilvl w:val="0"/>
+          <w:numId w:val="16"/>
+        </w:numPr>
+      </w:pPr>
+      <w:r>
+        <w:t>Arquivo de parâmetro que tem a ação a ser executada no Nó Sensor</w:t>
+      </w:r>
+    </w:p>
+    <w:p>
+      <w:pPr>
+        <w:pStyle w:val="PargrafodaLista"/>
+        <w:numPr>
+          <w:ilvl w:val="0"/>
+          <w:numId w:val="16"/>
+        </w:numPr>
+      </w:pPr>
+      <w:r>
+        <w:t xml:space="preserve">Arquivo de dados brutos que terá </w:t>
+      </w:r>
+      <w:r>
+        <w:t>a grandeza medida</w:t>
+      </w:r>
+    </w:p>
+    <w:p>
+      <w:r>
+        <w:t xml:space="preserve">O </w:t>
+      </w:r>
+      <w:r>
+        <w:t>Python</w:t>
+      </w:r>
+      <w:r>
+        <w:t xml:space="preserve"> do Nível 3 </w:t>
+      </w:r>
+      <w:r>
+        <w:t>interage com o Nível 4</w:t>
+      </w:r>
+      <w:r>
+        <w:t>.</w:t>
+      </w:r>
+    </w:p>
+    <w:p>
+      <w:r>
+        <w:t>Primeiramente acessa</w:t>
+      </w:r>
+      <w:r>
+        <w:t xml:space="preserve"> o arquivo de</w:t>
+      </w:r>
+      <w:r>
+        <w:t xml:space="preserve"> parâmetros para executar algum comando no Nível 1</w:t>
+      </w:r>
+      <w:r>
+        <w:t>.</w:t>
+      </w:r>
+    </w:p>
+    <w:p>
+      <w:pPr>
+        <w:jc w:val="center"/>
+      </w:pPr>
+      <w:r>
+        <w:drawing>
+          <wp:inline distT="0" distB="0" distL="0" distR="0" wp14:anchorId="38A67D1A" wp14:editId="661A3339">
+            <wp:extent cx="3673158" cy="1371719"/>
+            <wp:effectExtent l="0" t="0" r="3810" b="0"/>
+            <wp:docPr id="1511660654" name="Imagem 1"/>
+            <wp:cNvGraphicFramePr>
+              <a:graphicFrameLocks xmlns:a="http://schemas.openxmlformats.org/drawingml/2006/main" noChangeAspect="1"/>
+            </wp:cNvGraphicFramePr>
+            <a:graphic xmlns:a="http://schemas.openxmlformats.org/drawingml/2006/main">
+              <a:graphicData uri="http://schemas.openxmlformats.org/drawingml/2006/picture">
+                <pic:pic xmlns:pic="http://schemas.openxmlformats.org/drawingml/2006/picture">
+                  <pic:nvPicPr>
+                    <pic:cNvPr id="1511660654" name=""/>
+                    <pic:cNvPicPr/>
+                  </pic:nvPicPr>
+                  <pic:blipFill>
+                    <a:blip r:embed="rId20"/>
+                    <a:stretch>
+                      <a:fillRect/>
+                    </a:stretch>
+                  </pic:blipFill>
+                  <pic:spPr>
+                    <a:xfrm>
+                      <a:off x="0" y="0"/>
+                      <a:ext cx="3673158" cy="1371719"/>
+                    </a:xfrm>
+                    <a:prstGeom prst="rect">
+                      <a:avLst/>
+                    </a:prstGeom>
+                  </pic:spPr>
+                </pic:pic>
+              </a:graphicData>
+            </a:graphic>
+          </wp:inline>
+        </w:drawing>
+      </w:r>
+    </w:p>
+    <w:p/>
+    <w:p>
+      <w:r>
+        <w:t>Em seguida escreve no</w:t>
+      </w:r>
+      <w:r>
+        <w:t xml:space="preserve"> arquivo dados brutos do</w:t>
+      </w:r>
+      <w:r>
+        <w:t xml:space="preserve"> Nível 4 o dado coletado do Nível 1.</w:t>
+      </w:r>
+    </w:p>
+    <w:p/>
+    <w:p>
+      <w:pPr>
+        <w:jc w:val="center"/>
+      </w:pPr>
+      <w:r>
+        <w:lastRenderedPageBreak/>
+        <w:drawing>
+          <wp:inline distT="0" distB="0" distL="0" distR="0" wp14:anchorId="128CCAA5" wp14:editId="3E46D8EF">
+            <wp:extent cx="3635055" cy="1501270"/>
+            <wp:effectExtent l="0" t="0" r="3810" b="3810"/>
+            <wp:docPr id="1198364498" name="Imagem 1"/>
+            <wp:cNvGraphicFramePr>
+              <a:graphicFrameLocks xmlns:a="http://schemas.openxmlformats.org/drawingml/2006/main" noChangeAspect="1"/>
+            </wp:cNvGraphicFramePr>
+            <a:graphic xmlns:a="http://schemas.openxmlformats.org/drawingml/2006/main">
+              <a:graphicData uri="http://schemas.openxmlformats.org/drawingml/2006/picture">
+                <pic:pic xmlns:pic="http://schemas.openxmlformats.org/drawingml/2006/picture">
+                  <pic:nvPicPr>
+                    <pic:cNvPr id="1198364498" name=""/>
+                    <pic:cNvPicPr/>
+                  </pic:nvPicPr>
+                  <pic:blipFill>
+                    <a:blip r:embed="rId21"/>
+                    <a:stretch>
+                      <a:fillRect/>
+                    </a:stretch>
+                  </pic:blipFill>
+                  <pic:spPr>
+                    <a:xfrm>
+                      <a:off x="0" y="0"/>
+                      <a:ext cx="3635055" cy="1501270"/>
+                    </a:xfrm>
+                    <a:prstGeom prst="rect">
+                      <a:avLst/>
+                    </a:prstGeom>
+                  </pic:spPr>
+                </pic:pic>
+              </a:graphicData>
+            </a:graphic>
+          </wp:inline>
+        </w:drawing>
+      </w:r>
+    </w:p>
+    <w:p>
       <w:pPr>
         <w:pStyle w:val="Ttulo1"/>
         <w:numPr>
@@ -1905,7 +2199,40 @@
     </w:p>
     <w:p>
       <w:r>
-        <w:t>O projeto das funções em tempo real se inicia definindo um pacote.</w:t>
+        <w:t xml:space="preserve">O projeto das </w:t>
+      </w:r>
+      <w:r>
+        <w:t xml:space="preserve">ações </w:t>
+      </w:r>
+      <w:r>
+        <w:t xml:space="preserve">em tempo real se inicia </w:t>
+      </w:r>
+      <w:r>
+        <w:t>com a definição de dois pacotes:</w:t>
+      </w:r>
+    </w:p>
+    <w:p>
+      <w:pPr>
+        <w:pStyle w:val="PargrafodaLista"/>
+        <w:numPr>
+          <w:ilvl w:val="0"/>
+          <w:numId w:val="17"/>
+        </w:numPr>
+      </w:pPr>
+      <w:r>
+        <w:t>Down Link (DL) – que vai do Nível 3 para o Nível 1</w:t>
+      </w:r>
+    </w:p>
+    <w:p>
+      <w:pPr>
+        <w:pStyle w:val="PargrafodaLista"/>
+        <w:numPr>
+          <w:ilvl w:val="0"/>
+          <w:numId w:val="17"/>
+        </w:numPr>
+      </w:pPr>
+      <w:r>
+        <w:t>Up Link (UL) – que vai do Nível 1 para o Nível 3</w:t>
       </w:r>
     </w:p>
     <w:p/>
@@ -1929,16 +2256,12 @@
       </w:pPr>
       <w:bookmarkStart w:id="1" w:name="_Toc230639314"/>
       <w:r>
-        <w:lastRenderedPageBreak/>
         <w:t xml:space="preserve">Framework </w:t>
       </w:r>
-      <w:r>
-        <w:t>Original</w:t>
-      </w:r>
-      <w:r>
-        <w:t xml:space="preserve"> da TpM</w:t>
-      </w:r>
       <w:bookmarkEnd w:id="1"/>
+      <w:r>
+        <w:t>com LoRa</w:t>
+      </w:r>
     </w:p>
     <w:p>
       <w:r>
@@ -1997,6 +2320,7 @@
     </w:p>
     <w:p>
       <w:r>
+        <w:lastRenderedPageBreak/>
         <w:drawing>
           <wp:inline distT="0" distB="0" distL="0" distR="0" wp14:anchorId="5C0691D4" wp14:editId="031546FD">
             <wp:extent cx="4671465" cy="1996613"/>
@@ -2013,7 +2337,7 @@
                     <pic:cNvPicPr/>
                   </pic:nvPicPr>
                   <pic:blipFill>
-                    <a:blip r:embed="rId19"/>
+                    <a:blip r:embed="rId22"/>
                     <a:stretch>
                       <a:fillRect/>
                     </a:stretch>
@@ -2040,7 +2364,7 @@
       </w:r>
     </w:p>
     <w:p>
-      <w:hyperlink r:id="rId20" w:history="1">
+      <w:hyperlink r:id="rId23" w:history="1">
         <w:r>
           <w:rPr>
             <w:rStyle w:val="Hyperlink"/>
@@ -2064,7 +2388,6 @@
         <w:ind w:left="0" w:firstLine="0"/>
       </w:pPr>
       <w:r>
-        <w:lastRenderedPageBreak/>
         <w:t>Protocolo MoT</w:t>
       </w:r>
     </w:p>
@@ -2086,7 +2409,7 @@
                     <pic:cNvPicPr/>
                   </pic:nvPicPr>
                   <pic:blipFill>
-                    <a:blip r:embed="rId21"/>
+                    <a:blip r:embed="rId24"/>
                     <a:stretch>
                       <a:fillRect/>
                     </a:stretch>
@@ -2143,6 +2466,7 @@
         <w:jc w:val="center"/>
       </w:pPr>
       <w:r>
+        <w:lastRenderedPageBreak/>
         <w:drawing>
           <wp:inline distT="0" distB="0" distL="0" distR="0" wp14:anchorId="3BEED4CD" wp14:editId="54668FDE">
             <wp:extent cx="4740051" cy="2491956"/>
@@ -2159,7 +2483,7 @@
                     <pic:cNvPicPr/>
                   </pic:nvPicPr>
                   <pic:blipFill>
-                    <a:blip r:embed="rId22"/>
+                    <a:blip r:embed="rId25"/>
                     <a:stretch>
                       <a:fillRect/>
                     </a:stretch>
@@ -2183,8 +2507,10 @@
     <w:p/>
     <w:p>
       <w:r>
-        <w:lastRenderedPageBreak/>
         <w:t>Fluxo dos dados assíncronos</w:t>
+      </w:r>
+      <w:r>
+        <w:t>.</w:t>
       </w:r>
     </w:p>
     <w:p>
@@ -2248,7 +2574,7 @@
                     <pic:cNvPicPr/>
                   </pic:nvPicPr>
                   <pic:blipFill>
-                    <a:blip r:embed="rId23"/>
+                    <a:blip r:embed="rId26"/>
                     <a:stretch>
                       <a:fillRect/>
                     </a:stretch>
@@ -2313,7 +2639,7 @@
                     <pic:cNvPicPr/>
                   </pic:nvPicPr>
                   <pic:blipFill>
-                    <a:blip r:embed="rId24"/>
+                    <a:blip r:embed="rId27"/>
                     <a:stretch>
                       <a:fillRect/>
                     </a:stretch>
@@ -2336,6 +2662,7 @@
     </w:p>
     <w:p>
       <w:r>
+        <w:lastRenderedPageBreak/>
         <w:t>2</w:t>
       </w:r>
       <w:r>
@@ -2387,7 +2714,7 @@
                     <pic:cNvPicPr/>
                   </pic:nvPicPr>
                   <pic:blipFill>
-                    <a:blip r:embed="rId25"/>
+                    <a:blip r:embed="rId28"/>
                     <a:stretch>
                       <a:fillRect/>
                     </a:stretch>
@@ -2410,7 +2737,6 @@
     </w:p>
     <w:p>
       <w:r>
-        <w:lastRenderedPageBreak/>
         <w:t xml:space="preserve">3 – </w:t>
       </w:r>
       <w:r>
@@ -2468,7 +2794,7 @@
                     <pic:cNvPicPr/>
                   </pic:nvPicPr>
                   <pic:blipFill>
-                    <a:blip r:embed="rId26"/>
+                    <a:blip r:embed="rId29"/>
                     <a:stretch>
                       <a:fillRect/>
                     </a:stretch>
@@ -2521,7 +2847,7 @@
                     <pic:cNvPicPr/>
                   </pic:nvPicPr>
                   <pic:blipFill>
-                    <a:blip r:embed="rId27"/>
+                    <a:blip r:embed="rId30"/>
                     <a:stretch>
                       <a:fillRect/>
                     </a:stretch>
@@ -2557,6 +2883,49 @@
       </w:r>
     </w:p>
     <w:p>
+      <w:pPr>
+        <w:jc w:val="center"/>
+      </w:pPr>
+      <w:r>
+        <w:lastRenderedPageBreak/>
+        <w:drawing>
+          <wp:inline distT="0" distB="0" distL="0" distR="0" wp14:anchorId="71987DF2" wp14:editId="5F381B52">
+            <wp:extent cx="706902" cy="1767254"/>
+            <wp:effectExtent l="0" t="0" r="0" b="4445"/>
+            <wp:docPr id="250531039" name="Imagem 1"/>
+            <wp:cNvGraphicFramePr>
+              <a:graphicFrameLocks xmlns:a="http://schemas.openxmlformats.org/drawingml/2006/main" noChangeAspect="1"/>
+            </wp:cNvGraphicFramePr>
+            <a:graphic xmlns:a="http://schemas.openxmlformats.org/drawingml/2006/main">
+              <a:graphicData uri="http://schemas.openxmlformats.org/drawingml/2006/picture">
+                <pic:pic xmlns:pic="http://schemas.openxmlformats.org/drawingml/2006/picture">
+                  <pic:nvPicPr>
+                    <pic:cNvPr id="250531039" name=""/>
+                    <pic:cNvPicPr/>
+                  </pic:nvPicPr>
+                  <pic:blipFill>
+                    <a:blip r:embed="rId31"/>
+                    <a:stretch>
+                      <a:fillRect/>
+                    </a:stretch>
+                  </pic:blipFill>
+                  <pic:spPr>
+                    <a:xfrm>
+                      <a:off x="0" y="0"/>
+                      <a:ext cx="710291" cy="1775726"/>
+                    </a:xfrm>
+                    <a:prstGeom prst="rect">
+                      <a:avLst/>
+                    </a:prstGeom>
+                  </pic:spPr>
+                </pic:pic>
+              </a:graphicData>
+            </a:graphic>
+          </wp:inline>
+        </w:drawing>
+      </w:r>
+    </w:p>
+    <w:p>
       <w:r>
         <w:t xml:space="preserve">6 - </w:t>
       </w:r>
@@ -2588,6 +2957,7 @@
         <w:t>.</w:t>
       </w:r>
     </w:p>
+    <w:p/>
     <w:p>
       <w:r>
         <w:t>7</w:t>
@@ -2706,13 +3076,13 @@
     </w:p>
     <w:p>
       <w:r>
+        <w:t>Observar que as funções dos níveis 6, 5, 4, 3 e 1 são exatamente iguais.</w:t>
+      </w:r>
+    </w:p>
+    <w:p/>
+    <w:p>
+      <w:r>
         <w:lastRenderedPageBreak/>
-        <w:t>Observar que as funções dos níveis 6, 5, 4, 3 e 1 são exatamente iguais.</w:t>
-      </w:r>
-    </w:p>
-    <w:p/>
-    <w:p>
-      <w:r>
         <w:drawing>
           <wp:inline distT="0" distB="0" distL="0" distR="0" wp14:anchorId="01EB50D4" wp14:editId="326BEA8D">
             <wp:extent cx="5408930" cy="2331085"/>
@@ -2729,7 +3099,7 @@
                     <pic:cNvPicPr/>
                   </pic:nvPicPr>
                   <pic:blipFill>
-                    <a:blip r:embed="rId28"/>
+                    <a:blip r:embed="rId32"/>
                     <a:stretch>
                       <a:fillRect/>
                     </a:stretch>
@@ -2785,7 +3155,7 @@
                     <pic:cNvPicPr/>
                   </pic:nvPicPr>
                   <pic:blipFill>
-                    <a:blip r:embed="rId29"/>
+                    <a:blip r:embed="rId33"/>
                     <a:stretch>
                       <a:fillRect/>
                     </a:stretch>
@@ -2858,7 +3228,7 @@
                     <pic:cNvPicPr/>
                   </pic:nvPicPr>
                   <pic:blipFill>
-                    <a:blip r:embed="rId30"/>
+                    <a:blip r:embed="rId34"/>
                     <a:stretch>
                       <a:fillRect/>
                     </a:stretch>
@@ -2929,8 +3299,8 @@
       </w:r>
     </w:p>
     <w:sectPr>
-      <w:headerReference w:type="default" r:id="rId31"/>
-      <w:footerReference w:type="default" r:id="rId32"/>
+      <w:headerReference w:type="default" r:id="rId35"/>
+      <w:footerReference w:type="default" r:id="rId36"/>
       <w:pgSz w:w="11920" w:h="16840"/>
       <w:pgMar w:top="1417" w:right="1701" w:bottom="1417" w:left="1701" w:header="708" w:footer="708" w:gutter="0"/>
       <w:pgNumType w:start="1"/>
@@ -3420,6 +3790,119 @@
 <file path=word/numbering.xml><?xml version="1.0" encoding="utf-8"?>
 <w:numbering xmlns:wpc="http://schemas.microsoft.com/office/word/2010/wordprocessingCanvas" xmlns:cx="http://schemas.microsoft.com/office/drawing/2014/chartex" xmlns:cx1="http://schemas.microsoft.com/office/drawing/2015/9/8/chartex" xmlns:cx2="http://schemas.microsoft.com/office/drawing/2015/10/21/chartex" xmlns:cx3="http://schemas.microsoft.com/office/drawing/2016/5/9/chartex" xmlns:cx4="http://schemas.microsoft.com/office/drawing/2016/5/10/chartex" xmlns:cx5="http://schemas.microsoft.com/office/drawing/2016/5/11/chartex" xmlns:cx6="http://schemas.microsoft.com/office/drawing/2016/5/12/chartex" xmlns:cx7="http://schemas.microsoft.com/office/drawing/2016/5/13/chartex" xmlns:cx8="http://schemas.microsoft.com/office/drawing/2016/5/14/chartex" xmlns:mc="http://schemas.openxmlformats.org/markup-compatibility/2006" xmlns:aink="http://schemas.microsoft.com/office/drawing/2016/ink" xmlns:am3d="http://schemas.microsoft.com/office/drawing/2017/model3d" xmlns:o="urn:schemas-microsoft-com:office:office" xmlns:oel="http://schemas.microsoft.com/office/2019/extlst" xmlns:r="http://schemas.openxmlformats.org/officeDocument/2006/relationships" xmlns:m="http://schemas.openxmlformats.org/officeDocument/2006/math" xmlns:v="urn:schemas-microsoft-com:vml" xmlns:wp14="http://schemas.microsoft.com/office/word/2010/wordprocessingDrawing" xmlns:wp="http://schemas.openxmlformats.org/drawingml/2006/wordprocessingDrawing" xmlns:w10="urn:schemas-microsoft-com:office:word" xmlns:w="http://schemas.openxmlformats.org/wordprocessingml/2006/main" xmlns:w14="http://schemas.microsoft.com/office/word/2010/wordml" xmlns:w15="http://schemas.microsoft.com/office/word/2012/wordml" xmlns:w16cex="http://schemas.microsoft.com/office/word/2018/wordml/cex" xmlns:w16cid="http://schemas.microsoft.com/office/word/2016/wordml/cid" xmlns:w16="http://schemas.microsoft.com/office/word/2018/wordml" xmlns:w16du="http://schemas.microsoft.com/office/word/2023/wordml/word16du" xmlns:w16sdtdh="http://schemas.microsoft.com/office/word/2020/wordml/sdtdatahash" xmlns:w16sdtfl="http://schemas.microsoft.com/office/word/2024/wordml/sdtformatlock" xmlns:w16se="http://schemas.microsoft.com/office/word/2015/wordml/symex" xmlns:wpg="http://schemas.microsoft.com/office/word/2010/wordprocessingGroup" xmlns:wpi="http://schemas.microsoft.com/office/word/2010/wordprocessingInk" xmlns:wne="http://schemas.microsoft.com/office/word/2006/wordml" xmlns:wps="http://schemas.microsoft.com/office/word/2010/wordprocessingShape" mc:Ignorable="w14 w15 w16se w16cid w16 w16cex w16sdtdh w16sdtfl w16du wp14">
   <w:abstractNum w:abstractNumId="0" w15:restartNumberingAfterBreak="0">
+    <w:nsid w:val="16C4107A"/>
+    <w:multiLevelType w:val="hybridMultilevel"/>
+    <w:tmpl w:val="9D2AFCC8"/>
+    <w:lvl w:ilvl="0" w:tplc="04160001">
+      <w:start w:val="1"/>
+      <w:numFmt w:val="bullet"/>
+      <w:lvlText w:val=""/>
+      <w:lvlJc w:val="left"/>
+      <w:pPr>
+        <w:ind w:left="720" w:hanging="360"/>
+      </w:pPr>
+      <w:rPr>
+        <w:rFonts w:ascii="Symbol" w:hAnsi="Symbol" w:hint="default"/>
+      </w:rPr>
+    </w:lvl>
+    <w:lvl w:ilvl="1" w:tplc="04160003" w:tentative="1">
+      <w:start w:val="1"/>
+      <w:numFmt w:val="bullet"/>
+      <w:lvlText w:val="o"/>
+      <w:lvlJc w:val="left"/>
+      <w:pPr>
+        <w:ind w:left="1440" w:hanging="360"/>
+      </w:pPr>
+      <w:rPr>
+        <w:rFonts w:ascii="Courier New" w:hAnsi="Courier New" w:cs="Courier New" w:hint="default"/>
+      </w:rPr>
+    </w:lvl>
+    <w:lvl w:ilvl="2" w:tplc="04160005" w:tentative="1">
+      <w:start w:val="1"/>
+      <w:numFmt w:val="bullet"/>
+      <w:lvlText w:val=""/>
+      <w:lvlJc w:val="left"/>
+      <w:pPr>
+        <w:ind w:left="2160" w:hanging="360"/>
+      </w:pPr>
+      <w:rPr>
+        <w:rFonts w:ascii="Wingdings" w:hAnsi="Wingdings" w:hint="default"/>
+      </w:rPr>
+    </w:lvl>
+    <w:lvl w:ilvl="3" w:tplc="04160001" w:tentative="1">
+      <w:start w:val="1"/>
+      <w:numFmt w:val="bullet"/>
+      <w:lvlText w:val=""/>
+      <w:lvlJc w:val="left"/>
+      <w:pPr>
+        <w:ind w:left="2880" w:hanging="360"/>
+      </w:pPr>
+      <w:rPr>
+        <w:rFonts w:ascii="Symbol" w:hAnsi="Symbol" w:hint="default"/>
+      </w:rPr>
+    </w:lvl>
+    <w:lvl w:ilvl="4" w:tplc="04160003" w:tentative="1">
+      <w:start w:val="1"/>
+      <w:numFmt w:val="bullet"/>
+      <w:lvlText w:val="o"/>
+      <w:lvlJc w:val="left"/>
+      <w:pPr>
+        <w:ind w:left="3600" w:hanging="360"/>
+      </w:pPr>
+      <w:rPr>
+        <w:rFonts w:ascii="Courier New" w:hAnsi="Courier New" w:cs="Courier New" w:hint="default"/>
+      </w:rPr>
+    </w:lvl>
+    <w:lvl w:ilvl="5" w:tplc="04160005" w:tentative="1">
+      <w:start w:val="1"/>
+      <w:numFmt w:val="bullet"/>
+      <w:lvlText w:val=""/>
+      <w:lvlJc w:val="left"/>
+      <w:pPr>
+        <w:ind w:left="4320" w:hanging="360"/>
+      </w:pPr>
+      <w:rPr>
+        <w:rFonts w:ascii="Wingdings" w:hAnsi="Wingdings" w:hint="default"/>
+      </w:rPr>
+    </w:lvl>
+    <w:lvl w:ilvl="6" w:tplc="04160001" w:tentative="1">
+      <w:start w:val="1"/>
+      <w:numFmt w:val="bullet"/>
+      <w:lvlText w:val=""/>
+      <w:lvlJc w:val="left"/>
+      <w:pPr>
+        <w:ind w:left="5040" w:hanging="360"/>
+      </w:pPr>
+      <w:rPr>
+        <w:rFonts w:ascii="Symbol" w:hAnsi="Symbol" w:hint="default"/>
+      </w:rPr>
+    </w:lvl>
+    <w:lvl w:ilvl="7" w:tplc="04160003" w:tentative="1">
+      <w:start w:val="1"/>
+      <w:numFmt w:val="bullet"/>
+      <w:lvlText w:val="o"/>
+      <w:lvlJc w:val="left"/>
+      <w:pPr>
+        <w:ind w:left="5760" w:hanging="360"/>
+      </w:pPr>
+      <w:rPr>
+        <w:rFonts w:ascii="Courier New" w:hAnsi="Courier New" w:cs="Courier New" w:hint="default"/>
+      </w:rPr>
+    </w:lvl>
+    <w:lvl w:ilvl="8" w:tplc="04160005" w:tentative="1">
+      <w:start w:val="1"/>
+      <w:numFmt w:val="bullet"/>
+      <w:lvlText w:val=""/>
+      <w:lvlJc w:val="left"/>
+      <w:pPr>
+        <w:ind w:left="6480" w:hanging="360"/>
+      </w:pPr>
+      <w:rPr>
+        <w:rFonts w:ascii="Wingdings" w:hAnsi="Wingdings" w:hint="default"/>
+      </w:rPr>
+    </w:lvl>
+  </w:abstractNum>
+  <w:abstractNum w:abstractNumId="1" w15:restartNumberingAfterBreak="0">
     <w:nsid w:val="17FA1286"/>
     <w:multiLevelType w:val="multilevel"/>
     <w:tmpl w:val="B950CBB4"/>
@@ -3516,7 +3999,7 @@
       </w:pPr>
     </w:lvl>
   </w:abstractNum>
-  <w:abstractNum w:abstractNumId="1" w15:restartNumberingAfterBreak="0">
+  <w:abstractNum w:abstractNumId="2" w15:restartNumberingAfterBreak="0">
     <w:nsid w:val="1C37185A"/>
     <w:multiLevelType w:val="hybridMultilevel"/>
     <w:tmpl w:val="F820942C"/>
@@ -3629,7 +4112,120 @@
       </w:rPr>
     </w:lvl>
   </w:abstractNum>
-  <w:abstractNum w:abstractNumId="2" w15:restartNumberingAfterBreak="0">
+  <w:abstractNum w:abstractNumId="3" w15:restartNumberingAfterBreak="0">
+    <w:nsid w:val="1D3D546B"/>
+    <w:multiLevelType w:val="hybridMultilevel"/>
+    <w:tmpl w:val="BCFCC5EE"/>
+    <w:lvl w:ilvl="0" w:tplc="04160001">
+      <w:start w:val="1"/>
+      <w:numFmt w:val="bullet"/>
+      <w:lvlText w:val=""/>
+      <w:lvlJc w:val="left"/>
+      <w:pPr>
+        <w:ind w:left="803" w:hanging="360"/>
+      </w:pPr>
+      <w:rPr>
+        <w:rFonts w:ascii="Symbol" w:hAnsi="Symbol" w:hint="default"/>
+      </w:rPr>
+    </w:lvl>
+    <w:lvl w:ilvl="1" w:tplc="04160003" w:tentative="1">
+      <w:start w:val="1"/>
+      <w:numFmt w:val="bullet"/>
+      <w:lvlText w:val="o"/>
+      <w:lvlJc w:val="left"/>
+      <w:pPr>
+        <w:ind w:left="1523" w:hanging="360"/>
+      </w:pPr>
+      <w:rPr>
+        <w:rFonts w:ascii="Courier New" w:hAnsi="Courier New" w:cs="Courier New" w:hint="default"/>
+      </w:rPr>
+    </w:lvl>
+    <w:lvl w:ilvl="2" w:tplc="04160005" w:tentative="1">
+      <w:start w:val="1"/>
+      <w:numFmt w:val="bullet"/>
+      <w:lvlText w:val=""/>
+      <w:lvlJc w:val="left"/>
+      <w:pPr>
+        <w:ind w:left="2243" w:hanging="360"/>
+      </w:pPr>
+      <w:rPr>
+        <w:rFonts w:ascii="Wingdings" w:hAnsi="Wingdings" w:hint="default"/>
+      </w:rPr>
+    </w:lvl>
+    <w:lvl w:ilvl="3" w:tplc="04160001" w:tentative="1">
+      <w:start w:val="1"/>
+      <w:numFmt w:val="bullet"/>
+      <w:lvlText w:val=""/>
+      <w:lvlJc w:val="left"/>
+      <w:pPr>
+        <w:ind w:left="2963" w:hanging="360"/>
+      </w:pPr>
+      <w:rPr>
+        <w:rFonts w:ascii="Symbol" w:hAnsi="Symbol" w:hint="default"/>
+      </w:rPr>
+    </w:lvl>
+    <w:lvl w:ilvl="4" w:tplc="04160003" w:tentative="1">
+      <w:start w:val="1"/>
+      <w:numFmt w:val="bullet"/>
+      <w:lvlText w:val="o"/>
+      <w:lvlJc w:val="left"/>
+      <w:pPr>
+        <w:ind w:left="3683" w:hanging="360"/>
+      </w:pPr>
+      <w:rPr>
+        <w:rFonts w:ascii="Courier New" w:hAnsi="Courier New" w:cs="Courier New" w:hint="default"/>
+      </w:rPr>
+    </w:lvl>
+    <w:lvl w:ilvl="5" w:tplc="04160005" w:tentative="1">
+      <w:start w:val="1"/>
+      <w:numFmt w:val="bullet"/>
+      <w:lvlText w:val=""/>
+      <w:lvlJc w:val="left"/>
+      <w:pPr>
+        <w:ind w:left="4403" w:hanging="360"/>
+      </w:pPr>
+      <w:rPr>
+        <w:rFonts w:ascii="Wingdings" w:hAnsi="Wingdings" w:hint="default"/>
+      </w:rPr>
+    </w:lvl>
+    <w:lvl w:ilvl="6" w:tplc="04160001" w:tentative="1">
+      <w:start w:val="1"/>
+      <w:numFmt w:val="bullet"/>
+      <w:lvlText w:val=""/>
+      <w:lvlJc w:val="left"/>
+      <w:pPr>
+        <w:ind w:left="5123" w:hanging="360"/>
+      </w:pPr>
+      <w:rPr>
+        <w:rFonts w:ascii="Symbol" w:hAnsi="Symbol" w:hint="default"/>
+      </w:rPr>
+    </w:lvl>
+    <w:lvl w:ilvl="7" w:tplc="04160003" w:tentative="1">
+      <w:start w:val="1"/>
+      <w:numFmt w:val="bullet"/>
+      <w:lvlText w:val="o"/>
+      <w:lvlJc w:val="left"/>
+      <w:pPr>
+        <w:ind w:left="5843" w:hanging="360"/>
+      </w:pPr>
+      <w:rPr>
+        <w:rFonts w:ascii="Courier New" w:hAnsi="Courier New" w:cs="Courier New" w:hint="default"/>
+      </w:rPr>
+    </w:lvl>
+    <w:lvl w:ilvl="8" w:tplc="04160005" w:tentative="1">
+      <w:start w:val="1"/>
+      <w:numFmt w:val="bullet"/>
+      <w:lvlText w:val=""/>
+      <w:lvlJc w:val="left"/>
+      <w:pPr>
+        <w:ind w:left="6563" w:hanging="360"/>
+      </w:pPr>
+      <w:rPr>
+        <w:rFonts w:ascii="Wingdings" w:hAnsi="Wingdings" w:hint="default"/>
+      </w:rPr>
+    </w:lvl>
+  </w:abstractNum>
+  <w:abstractNum w:abstractNumId="4" w15:restartNumberingAfterBreak="0">
     <w:nsid w:val="1D492DD0"/>
     <w:multiLevelType w:val="multilevel"/>
     <w:tmpl w:val="9F564B20"/>
@@ -3742,7 +4338,7 @@
       </w:rPr>
     </w:lvl>
   </w:abstractNum>
-  <w:abstractNum w:abstractNumId="3" w15:restartNumberingAfterBreak="0">
+  <w:abstractNum w:abstractNumId="5" w15:restartNumberingAfterBreak="0">
     <w:nsid w:val="1DA865FD"/>
     <w:multiLevelType w:val="multilevel"/>
     <w:tmpl w:val="B5AC34A2"/>
@@ -3855,7 +4451,7 @@
       </w:pPr>
     </w:lvl>
   </w:abstractNum>
-  <w:abstractNum w:abstractNumId="4" w15:restartNumberingAfterBreak="0">
+  <w:abstractNum w:abstractNumId="6" w15:restartNumberingAfterBreak="0">
     <w:nsid w:val="21D92A24"/>
     <w:multiLevelType w:val="hybridMultilevel"/>
     <w:tmpl w:val="A4B40512"/>
@@ -3968,7 +4564,120 @@
       </w:rPr>
     </w:lvl>
   </w:abstractNum>
-  <w:abstractNum w:abstractNumId="5" w15:restartNumberingAfterBreak="0">
+  <w:abstractNum w:abstractNumId="7" w15:restartNumberingAfterBreak="0">
+    <w:nsid w:val="24910148"/>
+    <w:multiLevelType w:val="hybridMultilevel"/>
+    <w:tmpl w:val="890C0186"/>
+    <w:lvl w:ilvl="0" w:tplc="04160001">
+      <w:start w:val="1"/>
+      <w:numFmt w:val="bullet"/>
+      <w:lvlText w:val=""/>
+      <w:lvlJc w:val="left"/>
+      <w:pPr>
+        <w:ind w:left="720" w:hanging="360"/>
+      </w:pPr>
+      <w:rPr>
+        <w:rFonts w:ascii="Symbol" w:hAnsi="Symbol" w:hint="default"/>
+      </w:rPr>
+    </w:lvl>
+    <w:lvl w:ilvl="1" w:tplc="04160003" w:tentative="1">
+      <w:start w:val="1"/>
+      <w:numFmt w:val="bullet"/>
+      <w:lvlText w:val="o"/>
+      <w:lvlJc w:val="left"/>
+      <w:pPr>
+        <w:ind w:left="1440" w:hanging="360"/>
+      </w:pPr>
+      <w:rPr>
+        <w:rFonts w:ascii="Courier New" w:hAnsi="Courier New" w:cs="Courier New" w:hint="default"/>
+      </w:rPr>
+    </w:lvl>
+    <w:lvl w:ilvl="2" w:tplc="04160005" w:tentative="1">
+      <w:start w:val="1"/>
+      <w:numFmt w:val="bullet"/>
+      <w:lvlText w:val=""/>
+      <w:lvlJc w:val="left"/>
+      <w:pPr>
+        <w:ind w:left="2160" w:hanging="360"/>
+      </w:pPr>
+      <w:rPr>
+        <w:rFonts w:ascii="Wingdings" w:hAnsi="Wingdings" w:hint="default"/>
+      </w:rPr>
+    </w:lvl>
+    <w:lvl w:ilvl="3" w:tplc="04160001" w:tentative="1">
+      <w:start w:val="1"/>
+      <w:numFmt w:val="bullet"/>
+      <w:lvlText w:val=""/>
+      <w:lvlJc w:val="left"/>
+      <w:pPr>
+        <w:ind w:left="2880" w:hanging="360"/>
+      </w:pPr>
+      <w:rPr>
+        <w:rFonts w:ascii="Symbol" w:hAnsi="Symbol" w:hint="default"/>
+      </w:rPr>
+    </w:lvl>
+    <w:lvl w:ilvl="4" w:tplc="04160003" w:tentative="1">
+      <w:start w:val="1"/>
+      <w:numFmt w:val="bullet"/>
+      <w:lvlText w:val="o"/>
+      <w:lvlJc w:val="left"/>
+      <w:pPr>
+        <w:ind w:left="3600" w:hanging="360"/>
+      </w:pPr>
+      <w:rPr>
+        <w:rFonts w:ascii="Courier New" w:hAnsi="Courier New" w:cs="Courier New" w:hint="default"/>
+      </w:rPr>
+    </w:lvl>
+    <w:lvl w:ilvl="5" w:tplc="04160005" w:tentative="1">
+      <w:start w:val="1"/>
+      <w:numFmt w:val="bullet"/>
+      <w:lvlText w:val=""/>
+      <w:lvlJc w:val="left"/>
+      <w:pPr>
+        <w:ind w:left="4320" w:hanging="360"/>
+      </w:pPr>
+      <w:rPr>
+        <w:rFonts w:ascii="Wingdings" w:hAnsi="Wingdings" w:hint="default"/>
+      </w:rPr>
+    </w:lvl>
+    <w:lvl w:ilvl="6" w:tplc="04160001" w:tentative="1">
+      <w:start w:val="1"/>
+      <w:numFmt w:val="bullet"/>
+      <w:lvlText w:val=""/>
+      <w:lvlJc w:val="left"/>
+      <w:pPr>
+        <w:ind w:left="5040" w:hanging="360"/>
+      </w:pPr>
+      <w:rPr>
+        <w:rFonts w:ascii="Symbol" w:hAnsi="Symbol" w:hint="default"/>
+      </w:rPr>
+    </w:lvl>
+    <w:lvl w:ilvl="7" w:tplc="04160003" w:tentative="1">
+      <w:start w:val="1"/>
+      <w:numFmt w:val="bullet"/>
+      <w:lvlText w:val="o"/>
+      <w:lvlJc w:val="left"/>
+      <w:pPr>
+        <w:ind w:left="5760" w:hanging="360"/>
+      </w:pPr>
+      <w:rPr>
+        <w:rFonts w:ascii="Courier New" w:hAnsi="Courier New" w:cs="Courier New" w:hint="default"/>
+      </w:rPr>
+    </w:lvl>
+    <w:lvl w:ilvl="8" w:tplc="04160005" w:tentative="1">
+      <w:start w:val="1"/>
+      <w:numFmt w:val="bullet"/>
+      <w:lvlText w:val=""/>
+      <w:lvlJc w:val="left"/>
+      <w:pPr>
+        <w:ind w:left="6480" w:hanging="360"/>
+      </w:pPr>
+      <w:rPr>
+        <w:rFonts w:ascii="Wingdings" w:hAnsi="Wingdings" w:hint="default"/>
+      </w:rPr>
+    </w:lvl>
+  </w:abstractNum>
+  <w:abstractNum w:abstractNumId="8" w15:restartNumberingAfterBreak="0">
     <w:nsid w:val="284046CD"/>
     <w:multiLevelType w:val="multilevel"/>
     <w:tmpl w:val="C2A009F0"/>
@@ -4065,7 +4774,120 @@
       </w:pPr>
     </w:lvl>
   </w:abstractNum>
-  <w:abstractNum w:abstractNumId="6" w15:restartNumberingAfterBreak="0">
+  <w:abstractNum w:abstractNumId="9" w15:restartNumberingAfterBreak="0">
+    <w:nsid w:val="2DEC03C5"/>
+    <w:multiLevelType w:val="hybridMultilevel"/>
+    <w:tmpl w:val="B3429D78"/>
+    <w:lvl w:ilvl="0" w:tplc="04160001">
+      <w:start w:val="1"/>
+      <w:numFmt w:val="bullet"/>
+      <w:lvlText w:val=""/>
+      <w:lvlJc w:val="left"/>
+      <w:pPr>
+        <w:ind w:left="720" w:hanging="360"/>
+      </w:pPr>
+      <w:rPr>
+        <w:rFonts w:ascii="Symbol" w:hAnsi="Symbol" w:hint="default"/>
+      </w:rPr>
+    </w:lvl>
+    <w:lvl w:ilvl="1" w:tplc="04160003" w:tentative="1">
+      <w:start w:val="1"/>
+      <w:numFmt w:val="bullet"/>
+      <w:lvlText w:val="o"/>
+      <w:lvlJc w:val="left"/>
+      <w:pPr>
+        <w:ind w:left="1440" w:hanging="360"/>
+      </w:pPr>
+      <w:rPr>
+        <w:rFonts w:ascii="Courier New" w:hAnsi="Courier New" w:cs="Courier New" w:hint="default"/>
+      </w:rPr>
+    </w:lvl>
+    <w:lvl w:ilvl="2" w:tplc="04160005" w:tentative="1">
+      <w:start w:val="1"/>
+      <w:numFmt w:val="bullet"/>
+      <w:lvlText w:val=""/>
+      <w:lvlJc w:val="left"/>
+      <w:pPr>
+        <w:ind w:left="2160" w:hanging="360"/>
+      </w:pPr>
+      <w:rPr>
+        <w:rFonts w:ascii="Wingdings" w:hAnsi="Wingdings" w:hint="default"/>
+      </w:rPr>
+    </w:lvl>
+    <w:lvl w:ilvl="3" w:tplc="04160001" w:tentative="1">
+      <w:start w:val="1"/>
+      <w:numFmt w:val="bullet"/>
+      <w:lvlText w:val=""/>
+      <w:lvlJc w:val="left"/>
+      <w:pPr>
+        <w:ind w:left="2880" w:hanging="360"/>
+      </w:pPr>
+      <w:rPr>
+        <w:rFonts w:ascii="Symbol" w:hAnsi="Symbol" w:hint="default"/>
+      </w:rPr>
+    </w:lvl>
+    <w:lvl w:ilvl="4" w:tplc="04160003" w:tentative="1">
+      <w:start w:val="1"/>
+      <w:numFmt w:val="bullet"/>
+      <w:lvlText w:val="o"/>
+      <w:lvlJc w:val="left"/>
+      <w:pPr>
+        <w:ind w:left="3600" w:hanging="360"/>
+      </w:pPr>
+      <w:rPr>
+        <w:rFonts w:ascii="Courier New" w:hAnsi="Courier New" w:cs="Courier New" w:hint="default"/>
+      </w:rPr>
+    </w:lvl>
+    <w:lvl w:ilvl="5" w:tplc="04160005" w:tentative="1">
+      <w:start w:val="1"/>
+      <w:numFmt w:val="bullet"/>
+      <w:lvlText w:val=""/>
+      <w:lvlJc w:val="left"/>
+      <w:pPr>
+        <w:ind w:left="4320" w:hanging="360"/>
+      </w:pPr>
+      <w:rPr>
+        <w:rFonts w:ascii="Wingdings" w:hAnsi="Wingdings" w:hint="default"/>
+      </w:rPr>
+    </w:lvl>
+    <w:lvl w:ilvl="6" w:tplc="04160001" w:tentative="1">
+      <w:start w:val="1"/>
+      <w:numFmt w:val="bullet"/>
+      <w:lvlText w:val=""/>
+      <w:lvlJc w:val="left"/>
+      <w:pPr>
+        <w:ind w:left="5040" w:hanging="360"/>
+      </w:pPr>
+      <w:rPr>
+        <w:rFonts w:ascii="Symbol" w:hAnsi="Symbol" w:hint="default"/>
+      </w:rPr>
+    </w:lvl>
+    <w:lvl w:ilvl="7" w:tplc="04160003" w:tentative="1">
+      <w:start w:val="1"/>
+      <w:numFmt w:val="bullet"/>
+      <w:lvlText w:val="o"/>
+      <w:lvlJc w:val="left"/>
+      <w:pPr>
+        <w:ind w:left="5760" w:hanging="360"/>
+      </w:pPr>
+      <w:rPr>
+        <w:rFonts w:ascii="Courier New" w:hAnsi="Courier New" w:cs="Courier New" w:hint="default"/>
+      </w:rPr>
+    </w:lvl>
+    <w:lvl w:ilvl="8" w:tplc="04160005" w:tentative="1">
+      <w:start w:val="1"/>
+      <w:numFmt w:val="bullet"/>
+      <w:lvlText w:val=""/>
+      <w:lvlJc w:val="left"/>
+      <w:pPr>
+        <w:ind w:left="6480" w:hanging="360"/>
+      </w:pPr>
+      <w:rPr>
+        <w:rFonts w:ascii="Wingdings" w:hAnsi="Wingdings" w:hint="default"/>
+      </w:rPr>
+    </w:lvl>
+  </w:abstractNum>
+  <w:abstractNum w:abstractNumId="10" w15:restartNumberingAfterBreak="0">
     <w:nsid w:val="2FA92B49"/>
     <w:multiLevelType w:val="hybridMultilevel"/>
     <w:tmpl w:val="9D5693B8"/>
@@ -4178,7 +5000,7 @@
       </w:rPr>
     </w:lvl>
   </w:abstractNum>
-  <w:abstractNum w:abstractNumId="7" w15:restartNumberingAfterBreak="0">
+  <w:abstractNum w:abstractNumId="11" w15:restartNumberingAfterBreak="0">
     <w:nsid w:val="3AB2735E"/>
     <w:multiLevelType w:val="hybridMultilevel"/>
     <w:tmpl w:val="3AE85EE2"/>
@@ -4291,7 +5113,7 @@
       </w:rPr>
     </w:lvl>
   </w:abstractNum>
-  <w:abstractNum w:abstractNumId="8" w15:restartNumberingAfterBreak="0">
+  <w:abstractNum w:abstractNumId="12" w15:restartNumberingAfterBreak="0">
     <w:nsid w:val="53052450"/>
     <w:multiLevelType w:val="hybridMultilevel"/>
     <w:tmpl w:val="833E6000"/>
@@ -4404,7 +5226,120 @@
       </w:rPr>
     </w:lvl>
   </w:abstractNum>
-  <w:abstractNum w:abstractNumId="9" w15:restartNumberingAfterBreak="0">
+  <w:abstractNum w:abstractNumId="13" w15:restartNumberingAfterBreak="0">
+    <w:nsid w:val="6C70506B"/>
+    <w:multiLevelType w:val="hybridMultilevel"/>
+    <w:tmpl w:val="CA84A636"/>
+    <w:lvl w:ilvl="0" w:tplc="04160001">
+      <w:start w:val="1"/>
+      <w:numFmt w:val="bullet"/>
+      <w:lvlText w:val=""/>
+      <w:lvlJc w:val="left"/>
+      <w:pPr>
+        <w:ind w:left="720" w:hanging="360"/>
+      </w:pPr>
+      <w:rPr>
+        <w:rFonts w:ascii="Symbol" w:hAnsi="Symbol" w:hint="default"/>
+      </w:rPr>
+    </w:lvl>
+    <w:lvl w:ilvl="1" w:tplc="04160003" w:tentative="1">
+      <w:start w:val="1"/>
+      <w:numFmt w:val="bullet"/>
+      <w:lvlText w:val="o"/>
+      <w:lvlJc w:val="left"/>
+      <w:pPr>
+        <w:ind w:left="1440" w:hanging="360"/>
+      </w:pPr>
+      <w:rPr>
+        <w:rFonts w:ascii="Courier New" w:hAnsi="Courier New" w:cs="Courier New" w:hint="default"/>
+      </w:rPr>
+    </w:lvl>
+    <w:lvl w:ilvl="2" w:tplc="04160005" w:tentative="1">
+      <w:start w:val="1"/>
+      <w:numFmt w:val="bullet"/>
+      <w:lvlText w:val=""/>
+      <w:lvlJc w:val="left"/>
+      <w:pPr>
+        <w:ind w:left="2160" w:hanging="360"/>
+      </w:pPr>
+      <w:rPr>
+        <w:rFonts w:ascii="Wingdings" w:hAnsi="Wingdings" w:hint="default"/>
+      </w:rPr>
+    </w:lvl>
+    <w:lvl w:ilvl="3" w:tplc="04160001" w:tentative="1">
+      <w:start w:val="1"/>
+      <w:numFmt w:val="bullet"/>
+      <w:lvlText w:val=""/>
+      <w:lvlJc w:val="left"/>
+      <w:pPr>
+        <w:ind w:left="2880" w:hanging="360"/>
+      </w:pPr>
+      <w:rPr>
+        <w:rFonts w:ascii="Symbol" w:hAnsi="Symbol" w:hint="default"/>
+      </w:rPr>
+    </w:lvl>
+    <w:lvl w:ilvl="4" w:tplc="04160003" w:tentative="1">
+      <w:start w:val="1"/>
+      <w:numFmt w:val="bullet"/>
+      <w:lvlText w:val="o"/>
+      <w:lvlJc w:val="left"/>
+      <w:pPr>
+        <w:ind w:left="3600" w:hanging="360"/>
+      </w:pPr>
+      <w:rPr>
+        <w:rFonts w:ascii="Courier New" w:hAnsi="Courier New" w:cs="Courier New" w:hint="default"/>
+      </w:rPr>
+    </w:lvl>
+    <w:lvl w:ilvl="5" w:tplc="04160005" w:tentative="1">
+      <w:start w:val="1"/>
+      <w:numFmt w:val="bullet"/>
+      <w:lvlText w:val=""/>
+      <w:lvlJc w:val="left"/>
+      <w:pPr>
+        <w:ind w:left="4320" w:hanging="360"/>
+      </w:pPr>
+      <w:rPr>
+        <w:rFonts w:ascii="Wingdings" w:hAnsi="Wingdings" w:hint="default"/>
+      </w:rPr>
+    </w:lvl>
+    <w:lvl w:ilvl="6" w:tplc="04160001" w:tentative="1">
+      <w:start w:val="1"/>
+      <w:numFmt w:val="bullet"/>
+      <w:lvlText w:val=""/>
+      <w:lvlJc w:val="left"/>
+      <w:pPr>
+        <w:ind w:left="5040" w:hanging="360"/>
+      </w:pPr>
+      <w:rPr>
+        <w:rFonts w:ascii="Symbol" w:hAnsi="Symbol" w:hint="default"/>
+      </w:rPr>
+    </w:lvl>
+    <w:lvl w:ilvl="7" w:tplc="04160003" w:tentative="1">
+      <w:start w:val="1"/>
+      <w:numFmt w:val="bullet"/>
+      <w:lvlText w:val="o"/>
+      <w:lvlJc w:val="left"/>
+      <w:pPr>
+        <w:ind w:left="5760" w:hanging="360"/>
+      </w:pPr>
+      <w:rPr>
+        <w:rFonts w:ascii="Courier New" w:hAnsi="Courier New" w:cs="Courier New" w:hint="default"/>
+      </w:rPr>
+    </w:lvl>
+    <w:lvl w:ilvl="8" w:tplc="04160005" w:tentative="1">
+      <w:start w:val="1"/>
+      <w:numFmt w:val="bullet"/>
+      <w:lvlText w:val=""/>
+      <w:lvlJc w:val="left"/>
+      <w:pPr>
+        <w:ind w:left="6480" w:hanging="360"/>
+      </w:pPr>
+      <w:rPr>
+        <w:rFonts w:ascii="Wingdings" w:hAnsi="Wingdings" w:hint="default"/>
+      </w:rPr>
+    </w:lvl>
+  </w:abstractNum>
+  <w:abstractNum w:abstractNumId="14" w15:restartNumberingAfterBreak="0">
     <w:nsid w:val="7358564E"/>
     <w:multiLevelType w:val="multilevel"/>
     <w:tmpl w:val="5E6607F2"/>
@@ -4490,7 +5425,7 @@
       </w:pPr>
     </w:lvl>
   </w:abstractNum>
-  <w:abstractNum w:abstractNumId="10" w15:restartNumberingAfterBreak="0">
+  <w:abstractNum w:abstractNumId="15" w15:restartNumberingAfterBreak="0">
     <w:nsid w:val="76A02E58"/>
     <w:multiLevelType w:val="hybridMultilevel"/>
     <w:tmpl w:val="2FDA1F02"/>
@@ -4603,7 +5538,7 @@
       </w:rPr>
     </w:lvl>
   </w:abstractNum>
-  <w:abstractNum w:abstractNumId="11" w15:restartNumberingAfterBreak="0">
+  <w:abstractNum w:abstractNumId="16" w15:restartNumberingAfterBreak="0">
     <w:nsid w:val="7C86061F"/>
     <w:multiLevelType w:val="hybridMultilevel"/>
     <w:tmpl w:val="24BE0718"/>
@@ -4717,40 +5652,55 @@
     </w:lvl>
   </w:abstractNum>
   <w:num w:numId="1" w16cid:durableId="336618035">
+    <w:abstractNumId w:val="8"/>
+  </w:num>
+  <w:num w:numId="2" w16cid:durableId="2000232745">
+    <w:abstractNumId w:val="14"/>
+  </w:num>
+  <w:num w:numId="3" w16cid:durableId="462582390">
+    <w:abstractNumId w:val="1"/>
+  </w:num>
+  <w:num w:numId="4" w16cid:durableId="222643293">
+    <w:abstractNumId w:val="4"/>
+  </w:num>
+  <w:num w:numId="5" w16cid:durableId="1481313201">
+    <w:abstractNumId w:val="11"/>
+  </w:num>
+  <w:num w:numId="6" w16cid:durableId="1596985764">
+    <w:abstractNumId w:val="15"/>
+  </w:num>
+  <w:num w:numId="7" w16cid:durableId="1994600301">
+    <w:abstractNumId w:val="10"/>
+  </w:num>
+  <w:num w:numId="8" w16cid:durableId="994996065">
+    <w:abstractNumId w:val="6"/>
+  </w:num>
+  <w:num w:numId="9" w16cid:durableId="1321040327">
     <w:abstractNumId w:val="5"/>
   </w:num>
-  <w:num w:numId="2" w16cid:durableId="2000232745">
+  <w:num w:numId="10" w16cid:durableId="1592545744">
+    <w:abstractNumId w:val="12"/>
+  </w:num>
+  <w:num w:numId="11" w16cid:durableId="103812210">
+    <w:abstractNumId w:val="2"/>
+  </w:num>
+  <w:num w:numId="12" w16cid:durableId="1204630911">
+    <w:abstractNumId w:val="16"/>
+  </w:num>
+  <w:num w:numId="13" w16cid:durableId="270670638">
+    <w:abstractNumId w:val="13"/>
+  </w:num>
+  <w:num w:numId="14" w16cid:durableId="1390222614">
+    <w:abstractNumId w:val="3"/>
+  </w:num>
+  <w:num w:numId="15" w16cid:durableId="99185482">
+    <w:abstractNumId w:val="7"/>
+  </w:num>
+  <w:num w:numId="16" w16cid:durableId="374082554">
     <w:abstractNumId w:val="9"/>
   </w:num>
-  <w:num w:numId="3" w16cid:durableId="462582390">
+  <w:num w:numId="17" w16cid:durableId="118258316">
     <w:abstractNumId w:val="0"/>
-  </w:num>
-  <w:num w:numId="4" w16cid:durableId="222643293">
-    <w:abstractNumId w:val="2"/>
-  </w:num>
-  <w:num w:numId="5" w16cid:durableId="1481313201">
-    <w:abstractNumId w:val="7"/>
-  </w:num>
-  <w:num w:numId="6" w16cid:durableId="1596985764">
-    <w:abstractNumId w:val="10"/>
-  </w:num>
-  <w:num w:numId="7" w16cid:durableId="1994600301">
-    <w:abstractNumId w:val="6"/>
-  </w:num>
-  <w:num w:numId="8" w16cid:durableId="994996065">
-    <w:abstractNumId w:val="4"/>
-  </w:num>
-  <w:num w:numId="9" w16cid:durableId="1321040327">
-    <w:abstractNumId w:val="3"/>
-  </w:num>
-  <w:num w:numId="10" w16cid:durableId="1592545744">
-    <w:abstractNumId w:val="8"/>
-  </w:num>
-  <w:num w:numId="11" w16cid:durableId="103812210">
-    <w:abstractNumId w:val="1"/>
-  </w:num>
-  <w:num w:numId="12" w16cid:durableId="1204630911">
-    <w:abstractNumId w:val="11"/>
   </w:num>
 </w:numbering>
 </file>
@@ -5154,7 +6104,7 @@
   <w:style w:type="paragraph" w:default="1" w:styleId="Normal">
     <w:name w:val="Normal"/>
     <w:qFormat/>
-    <w:rsid w:val="00AA52D9"/>
+    <w:rsid w:val="00AE28D5"/>
   </w:style>
   <w:style w:type="paragraph" w:styleId="Ttulo1">
     <w:name w:val="heading 1"/>
